--- a/review/Exposure-Not-Loss-v20-draft.docx
+++ b/review/Exposure-Not-Loss-v20-draft.docx
@@ -418,7 +418,7 @@
           <wp:inline>
             <wp:extent cx="5943600" cy="3152584"/>
             <wp:effectExtent b="0" l="0" r="0" t="0"/>
-            <wp:docPr descr="Step chart of the threshold in expansion states by federal fiscal year (begins October 1 of the prior year): 2027, The state’s July 4, 2025 level, at most 6.0%; 2028, 5.5%; 2029, 5.0%; 2030, 4.5%; 2031, 4.0%; 2032 and after, 3.5%. The 3.5% floor is marked from 2032. Source: 91 FR 46565, 46576, 46598. The 6 percent cap is CMS’s proposal, with an exception for a tax that met the 75/75 test on July 4, 2025, which CMS expects no state to use (91 FR 46572, 46598). Federal fiscal year: 31 U.S.C. 1102." title="Figure 1" id="23" name="Figure 1"/>
+            <wp:docPr descr="Step chart of the threshold in expansion states by federal fiscal year (begins October 1 of the prior year): 2027, The state’s July 4, 2025 level, at most 6.0%; 2028, 5.5%; 2029, 5.0%; 2030, 4.5%; 2031, 4.0%; 2032 and after, 3.5%. A dark-red reference line, labelled 3.5% floor, marks the 3.5% level that applies from 2032 on. Source: 91 FR 46565, 46576, 46598. The 6 percent cap is CMS’s proposal, with an exception for a tax that met the 75/75 test on July 4, 2025, which CMS expects no state to use (91 FR 46572, 46598). Federal fiscal year: 31 U.S.C. 1102." title="Figure 1" id="23" name="Figure 1"/>
             <a:graphic>
               <a:graphicData uri="http://schemas.openxmlformats.org/drawingml/2006/picture">
                 <pic:pic>
